--- a/example_articles/states/Multiple/5.states_Multiple_Other_publisher.docx
+++ b/example_articles/states/Multiple/5.states_Multiple_Other_publisher.docx
@@ -27,17 +27,17 @@
     </w:p>
     <w:p>
       <w:r>
-        <w:t>Source File: Other publishers/Files (500) (21).DOCX</w:t>
+        <w:t>Source file: Other publishers/Files (500) (21).DOCX</w:t>
       </w:r>
     </w:p>
     <w:p>
       <w:r>
-        <w:t>Raw locations result: ['New York', 'Ohio', 'Wisconsin', 'Pennsylvania', 'Connecticut', 'California', 'Michigan']</w:t>
+        <w:t>Raw locations result, 'locations': ['New York', 'Ohio', 'Wisconsin', 'Pennsylvania', 'Connecticut', 'California', 'Michigan']</w:t>
       </w:r>
     </w:p>
     <w:p>
       <w:r>
-        <w:t>states_stand_flat (Standardized): Multiple</w:t>
+        <w:t>Standardized locations result, 'states_stand_flat': Multiple</w:t>
       </w:r>
     </w:p>
     <w:p>

--- a/example_articles/states/Multiple/5.states_Multiple_Other_publisher.docx
+++ b/example_articles/states/Multiple/5.states_Multiple_Other_publisher.docx
@@ -7,7 +7,11 @@
         <w:pStyle w:val="Heading1"/>
       </w:pPr>
       <w:r>
-        <w:t>Hopes run high in Conn. - Correction Appended</w:t>
+        <w:t>THE KENNEDY kids;</w:t>
+        <w:br/>
+        <w:t>Follow big footsteps, make 'own tracks';</w:t>
+        <w:br/>
+        <w:t xml:space="preserve"> 'Priorities' are family and service</w:t>
       </w:r>
     </w:p>
     <w:p>
@@ -17,22 +21,22 @@
     </w:p>
     <w:p>
       <w:r>
-        <w:t>Date: 1990-10-24</w:t>
+        <w:t>Date: 1990-02-19</w:t>
       </w:r>
     </w:p>
     <w:p>
       <w:r>
-        <w:t>Section: NEWS; Pg. 3A</w:t>
+        <w:t>Section: NEWS; Pg. 1A; Cover Story</w:t>
       </w:r>
     </w:p>
     <w:p>
       <w:r>
-        <w:t>Source file: Other publishers/Files (500) (21).DOCX</w:t>
+        <w:t>Source file: Other publishers/Files (500) (30).DOCX</w:t>
       </w:r>
     </w:p>
     <w:p>
       <w:r>
-        <w:t>Raw locations result, 'locations': ['New York', 'Ohio', 'Wisconsin', 'Pennsylvania', 'Connecticut', 'California', 'Michigan']</w:t>
+        <w:t>Raw locations result, 'locations': ['Rhode Island', 'Massachusetts', 'New York', 'Maryland']</w:t>
       </w:r>
     </w:p>
     <w:p>
@@ -49,60 +53,75 @@
     </w:p>
     <w:p>
       <w:r>
-        <w:t>A black Republican hasn't been elected to the House of Representatives in 58 years. A look at the two leading contenders to change that:</w:t>
+        <w:t>Ah, the Kennedys. The first family of money and politics always leaves a fascinated public hungry for more.</w:t>
         <w:br/>
-        <w:t xml:space="preserve"> </w:t>
+        <w:t>There's Kerry Kennedy, daughter of the late Robert F. Kennedy, who last week announced her engagement to Andrew Cuomo, son of New York Gov. Mario Cuomo. What about the couple's political plans, everyone is wanting to know.</w:t>
         <w:br/>
-        <w:t xml:space="preserve"> WATERBURY, Conn. - This blue-collar city seems an unlikely proving ground for Republicans.</w:t>
+        <w:t>There's John F. Kennedy Jr., apparently stuck for life with People magazine's Sexiest Man Alive title, working for the Manhattan district attorney, studying for his New York bar exam - for the second time - and unsuccessfully trying to avoid the gossip columns.</w:t>
         <w:br/>
-        <w:t>But the GOP is counting on working class Democrats here - who came out in droves to elect George Bush and Ronald Reagan - to help the party reshape its image.</w:t>
+        <w:t>And again tonight and Wednesday (9 p.m. EST), ABC takes us back to the origins of the Kennedy dynasty with parts II and III of The Kennedys of Massachusetts.</w:t>
         <w:br/>
-        <w:t>National Republicans are pinning their hopes on city alderman Gary Franks in a closely watched House race.</w:t>
+        <w:t>The Kennedy family, especially the generation now coming into its own, seems poised to provide headlines well into the next century. They know - more than a dozen of them - that with their money, ambition and energy, every marriage, political move and miscue will make news.</w:t>
         <w:br/>
-        <w:t>Franks, 37, is a former high school basketball star, Yale graduate and real estate developer who embraces the GOP's most conservative stands. And, he's black.</w:t>
+        <w:t>They're into politics, public service, law and finance, coming of age in their 20s and 30s and not looking back much. Several have tried, or are thinking of trying, politics.</w:t>
         <w:br/>
-        <w:t>''We can't afford to write off any segment of the population,'' says Republican spokeswoman Leslie Goodman.</w:t>
+        <w:t>''How are ya, Michael!'' roars U.S. Rep. Joe Kennedy, 37, oldest son of Robert F. Kennedy. He's taking the call from his younger brother, in Africa buying oil for his thriving Citizens Energy Corp. They exchange family chitchat across an ocean. Joe's feet are on his desk, a Havana cigar in his ashtray. He's relaxed, chummy, confident.</w:t>
         <w:br/>
-        <w:t>The party's new message: ''It's not whether or not you can get to the lunch counter, it's whether or not you have the money to buy lunch,'' she says.</w:t>
+        <w:t>Says Joe: ''My father's not here, my uncle's not here. Fact is you live a life, and that forces decisions and you end up cutting your own path, whether others recognize it or not.''</w:t>
         <w:br/>
-        <w:t>Franks couldn't agree more.</w:t>
+        <w:t>Redheaded Patrick Kennedy, 22, swivels in his chair in the ornate Rhode Island House of Representatives. Still a college student, but clearly on his own. Proud of his name and his father, U.S. Sen. Ted Kennedy, but creating a record.</w:t>
         <w:br/>
-        <w:t>President Bush campaigns for him in Waterbury today - a day after the president vetoed the civil rights bill.</w:t>
+        <w:t>''I want to follow my father's footsteps,'' he says, pausing reflectively, ''but leave my own tracks behind.''</w:t>
         <w:br/>
-        <w:t>At a debate Sunday night, Democrat Toby Moffett blasted Franks for not supporting the civil rights measure, accusing Frank of being in league with arch-conservatives like Sen. Jesse Helms, R-N.C.</w:t>
+        <w:t>Some of the Kennedy tracks are hard to follow. John Kennedy Jr., 29, doesn't grant interviews. Aside from reading from his father's Profiles in Courage for Good Morning America's Thanksgiving Day show last year - a family- approved appearance - John Jr. keeps a low profile. Family friends say he's in the process of maturing; when he feels he has something to say, he will.</w:t>
         <w:br/>
-        <w:t>''Mr. Moffett, do not talk to me about civil rights,'' Franks replied. ''When I was a child, I had a cross burned in front of my house.''</w:t>
+        <w:t>Sister Caroline, 32, is president of the Kennedy Library Foundation and busy being mother to little Rose. With her, too, interviews are rare.</w:t>
         <w:br/>
-        <w:t>Moffett is a former House member who lost Senate and gubernatorial bids in 1982 and 1986 and then became a TV news anchor in Hartford.</w:t>
+        <w:t>Among the Kennedy flock, there is a sense of competition - as if they're trying to break away from the pack. But it's friendly, they assure you.</w:t>
         <w:br/>
-        <w:t>He quit TV and moved into the congresssional district, where only 4% of the voters are black, to seek to replace GOP Rep. John Rowland, who's running for governor.</w:t>
+        <w:t>And, says Joe, ''if anybody outside the family tries to get competitive with any of us, we close ranks pretty quickly.''</w:t>
         <w:br/>
-        <w:t>Moffet doesn't hide the fact that he moved in when he saw a seat open in the district. But he's had to convince voters he isn't an opportunist and to defend GOP charges that he's a liberal relic.</w:t>
+        <w:t>There's also a deliberate hunkering down, making sure that, between children and political ambition, children come first. It goes back to the dark days after RFK's death.</w:t>
         <w:br/>
-        <w:t>Republican state Sen. James McLaughlin, who lost the GOP nomination to Franks, dubbed Moffett a ''free-wheeling, nutty, kooky, big-spending liberal of the 1970s'' in his campaign.</w:t>
+        <w:t>As his children struggled through life without a father, tragedy struck again. David Kennedy, Robert and Ethel's fourth child, died of a drug overdose at 28 in 1984.</w:t>
         <w:br/>
-        <w:t>Moffett, who's taking more moderate stands now, replies: ''I'm basically a moderate person. I'm an activist, an advocate for the people.''</w:t>
+        <w:t>Memories of this period - and his own family situation - changed Joe's mind about running for Massachusetts governor at this point in his twin boys' lives. He is separated from his wife and, ''seeing my younger brothers and sisters struggling through those early years without a dad around, I think it's important to try to get your priorities straight.''</w:t>
         <w:br/>
-        <w:t>He says Franks is so conservative ''he's off the charts.''</w:t>
+        <w:t>There's a credo at work among the young Kennedys, who know by heart, even if they never knew him, President Kennedy's message that public service is noble.</w:t>
         <w:br/>
-        <w:t>But Franks, who supports the death penalty and abortion rights, says he's in step with workers in Connecticut's most conservative district.</w:t>
+        <w:t>''I don't look at myself as someone who is changing the world,'' says Robert F. Kennedy Jr., driving near the Hudson River in Upstate New York, for him an environmental battleground. ''I just hope to have an effect on my little piece of it.''</w:t>
         <w:br/>
-        <w:t>And, he says, he's in step with minority views, too.</w:t>
+        <w:t>Robert, 36, who has worked to overcome his own widely publicized drug problems in the early 1980s, runs an environmental law clinic at Pace University in White Plains, N.Y. Under his guidance, law students learn how to take Hudson River polluters to court.</w:t>
         <w:br/>
-        <w:t>''I'd be happy to take a snapshot of America'' during the Carter era when Moffett served in Congress, Franks says. Interest and unemployment rates soared, and that ''affected blacks (and) whites.''</w:t>
+        <w:t>Nature, for him, is rooted in religion. ''The way that we know what God looks like is by looking at the entire fabric of nature,'' he says, pointing up at a circling redtail hawk.</w:t>
         <w:br/>
+        <w:t>''When we start to pull threads from that fabric, you know, we not only threaten the economic life of our progeny but we also threaten their ability to find out who they are and what they're doing. That's something we don't have the right to do.''</w:t>
         <w:br/>
-        <w:t>Notes</w:t>
+        <w:t>Now, from his home in Mount Kisco where he trains falcons and cares for sick and orphaned animals, to his law clinic where he sues polluters, Robert has found his cause. ''This is what I was cut out to do.''</w:t>
         <w:br/>
+        <w:t>What Kathleen Kennedy Townsend, oldest of Robert and Ethel's 11 children, will do politically isn't clear yet. She ran unsuccessfully for Congress four years ago.</w:t>
         <w:br/>
-        <w:t>Accompanies; Family, more than race, is big issue in Ohio contest; Two close races, one uphill battle</w:t>
+        <w:t>For now, Townsend, 39, mother of three and resident of Baltimore, is running a program in Maryland public schools that encourages students to care about others.</w:t>
         <w:br/>
-        <w:t>Correction</w:t>
+        <w:t>At Patapsco High near Baltimore, she folds one of 1,500 items of clothing that a class will distribute to the needy. ''It's more than just putting clothing on their backs,'' says Kaycey Ryan, one of the students. ''It's so they can feel better about themselves.'' Townsend beams.</w:t>
         <w:br/>
+        <w:t>Since Townsend took over the Maryland Student Service Alliance two years ago, the program has grown from 100 to 1,400 kids. In her 1982 Buick ragtop, she travels the state, encouraging principals and teachers to offer course credit for community service.</w:t>
         <w:br/>
-        <w:t>USA TODAY reported Tuesday that a black Republican hasn't been elected to the House in 58 years.  Republican Melvin Evans served 1979-1981 as a non-voting delegate from the Virgin Islands.  Clarification ran 10/24/90.</w:t>
+        <w:t>Townsend believes it's the public schools' place to teach values.</w:t>
         <w:br/>
-        <w:t>Correction-Date: October 24, 1990, Wednesday, FINAL EDITION</w:t>
+        <w:t>''I think young people have so much to give, and too often we don't ask them to get involved,'' she says. ''So they don't contribute and feel lost in our society.''</w:t>
+        <w:br/>
+        <w:t>For now, watch out for Patrick. He's not out of college yet because a spinal operation for a non-malignant tumor cost him some time. He's not as athletic as his cousins because of serious asthma.</w:t>
+        <w:br/>
+        <w:t>But here he is, at 22, in his second term in the Rhode Island Legislature, a law on voter registration to his credit and several environmental bills with his name on them.</w:t>
+        <w:br/>
+        <w:t>While a student, he worked as a legislative page and got the bug. For starters, he ran as a delegate to the Democratic National Convention, went door to door in his working class neighborhood, and won.</w:t>
+        <w:br/>
+        <w:t>He figures he visited all 1,300 people who voted for him in the Democratic primary for state representative.</w:t>
+        <w:br/>
+        <w:t>Patrick was nervous in his first term, knowing people were watching, comparing, noting flaws. But he learned to play the game, made speeches and built his confidence.</w:t>
+        <w:br/>
+        <w:t>From anyone else it might sound like a cliche, but Patrick Kennedy seems totally sincere. ''I feel good about my own ability to carry the torch.''</w:t>
         <w:br/>
         <w:br/>
         <w:t>Graphic</w:t>
@@ -110,11 +129,11 @@
         <w:br/>
         <w:t xml:space="preserve"> </w:t>
         <w:br/>
-        <w:t>PHOTO; b/w, Eileen Blass, USA TODAY (Gary Franks)</w:t>
+        <w:t>PHOTO; color, H. Darr Beiser, USA TODAY (Joseph Kennedy); PHOTO; color, Stephen Lefkovits, USA TODAY (Patrick Kennedy); PHOTO; color, Walter P. Calahan (Kathleen Kennedy Townsend); PHOTO; color, Robert Deutsch, USA TODAY ( Robert Kennedy Jr.)</w:t>
         <w:br/>
         <w:t xml:space="preserve"> </w:t>
         <w:br/>
-        <w:t>CUTLINE: FRANKS: Alderman identifies with conservative stands.</w:t>
+        <w:t>CUTLINE: JOE: The representative from Massachusetts relaxes in his Capitol Hill office. 'You end up cutting your own path, whether others recognize it or not,' says RFK's oldest son. CUTLINE: PATRICK: A Rhode Island legislator and student CUTLINE: KATHLEEN: Helps school kids care about community CUTLINE: ROBERT: Runs an environmental law clinic</w:t>
       </w:r>
     </w:p>
     <w:sectPr>

--- a/example_articles/states/Multiple/5.states_Multiple_Other_publisher.docx
+++ b/example_articles/states/Multiple/5.states_Multiple_Other_publisher.docx
@@ -7,11 +7,7 @@
         <w:pStyle w:val="Heading1"/>
       </w:pPr>
       <w:r>
-        <w:t>THE KENNEDY kids;</w:t>
-        <w:br/>
-        <w:t>Follow big footsteps, make 'own tracks';</w:t>
-        <w:br/>
-        <w:t xml:space="preserve"> 'Priorities' are family and service</w:t>
+        <w:t>DEMOCRATS SHOULD TEMPER THEIR EXPENSIVE ENTHUSIASMS</w:t>
       </w:r>
     </w:p>
     <w:p>
@@ -21,22 +17,22 @@
     </w:p>
     <w:p>
       <w:r>
-        <w:t>Date: 1990-02-19</w:t>
+        <w:t>Date: 2021-11-27</w:t>
       </w:r>
     </w:p>
     <w:p>
       <w:r>
-        <w:t>Section: NEWS; Pg. 1A; Cover Story</w:t>
+        <w:t>Section: OPINION; Pg. WB-2</w:t>
       </w:r>
     </w:p>
     <w:p>
       <w:r>
-        <w:t>Source file: Other publishers/Files (500) (30).DOCX</w:t>
+        <w:t>Source file: Other publishers/Files (500) (3).DOCX</w:t>
       </w:r>
     </w:p>
     <w:p>
       <w:r>
-        <w:t>Raw locations result, 'locations': ['Rhode Island', 'Massachusetts', 'New York', 'Maryland']</w:t>
+        <w:t>Raw locations result, 'locations': ['Georgia', 'North Carolina', 'Arizona', 'Wisconsin', 'Pennsylvania']</w:t>
       </w:r>
     </w:p>
     <w:p>
@@ -53,75 +49,57 @@
     </w:p>
     <w:p>
       <w:r>
-        <w:t>Ah, the Kennedys. The first family of money and politics always leaves a fascinated public hungry for more.</w:t>
+        <w:t>President Joe Biden has been ever a willow, never an oak, bending under progressive winds. Now, however, congressional Democrats should consider tempering their enthusiasm with lucidity. That is, their enthusiasm about their many expensive enthusiasms, with lucidity about the electorate.</w:t>
         <w:br/>
-        <w:t>There's Kerry Kennedy, daughter of the late Robert F. Kennedy, who last week announced her engagement to Andrew Cuomo, son of New York Gov. Mario Cuomo. What about the couple's political plans, everyone is wanting to know.</w:t>
+        <w:t>This is likely their only way to avoid a dispiriting, for them, 2022: Losing control of either congressional chamber would extinguish Mr. Biden's legislative agenda.</w:t>
         <w:br/>
-        <w:t>There's John F. Kennedy Jr., apparently stuck for life with People magazine's Sexiest Man Alive title, working for the Manhattan district attorney, studying for his New York bar exam - for the second time - and unsuccessfully trying to avoid the gossip columns.</w:t>
+        <w:t>So, as the Democrats' kamikaze caucus contemplates a (properly scored) $4 trillion-plus Build Back Better gusher to punctuate a year that has seen the highest inflation in 31 years, this caucus should ponder some data:</w:t>
         <w:br/>
-        <w:t>And again tonight and Wednesday (9 p.m. EST), ABC takes us back to the origins of the Kennedy dynasty with parts II and III of The Kennedys of Massachusetts.</w:t>
+        <w:t>Mr. Biden's agenda for swollen government resembles Franklin D. Roosevelt's in 1933 and Lyndon B. Johnson's in 1965.</w:t>
         <w:br/>
-        <w:t>The Kennedy family, especially the generation now coming into its own, seems poised to provide headlines well into the next century. They know - more than a dozen of them - that with their money, ambition and energy, every marriage, political move and miscue will make news.</w:t>
+        <w:t>The stark differences are the popular-vote margins that put the three into the presidency: FDR, 17 percentage points; LBJ, 23 points; Biden, 4.5 points. So, in 1933, there were 59 Democratic senators (out of 96) and 313 Democratic representatives. In 1965, there were 68 Democratic senators and 295 Democratic representatives. Today, the numbers are 50 and 221. Analyst Charlie Cook says of 2020:</w:t>
         <w:br/>
-        <w:t>They're into politics, public service, law and finance, coming of age in their 20s and 30s and not looking back much. Several have tried, or are thinking of trying, politics.</w:t>
+        <w:t>"The presidential race came down to 125,084 votes spread across Georgia, Arizona, Wisconsin and Pennsylvania.</w:t>
         <w:br/>
-        <w:t>''How are ya, Michael!'' roars U.S. Rep. Joe Kennedy, 37, oldest son of Robert F. Kennedy. He's taking the call from his younger brother, in Africa buying oil for his thriving Citizens Energy Corp. They exchange family chitchat across an ocean. Joe's feet are on his desk, a Havana cigar in his ashtray. He's relaxed, chummy, confident.</w:t>
+        <w:t>"A flip of just 62,543 votes and Donald Trump would now be [well] into a second term.</w:t>
         <w:br/>
-        <w:t>Says Joe: ''My father's not here, my uncle's not here. Fact is you live a life, and that forces decisions and you end up cutting your own path, whether others recognize it or not.''</w:t>
+        <w:t>"In the Senate, the Georgia seat that put Democrats over the top was a matter of Jon Ossoff winning just 59,944 more votes than David Perdue.</w:t>
         <w:br/>
-        <w:t>Redheaded Patrick Kennedy, 22, swivels in his chair in the ornate Rhode Island House of Representatives. Still a college student, but clearly on his own. Proud of his name and his father, U.S. Sen. Ted Kennedy, but creating a record.</w:t>
+        <w:t>"The margin in the House was 31,751 votes across five districts."</w:t>
         <w:br/>
-        <w:t>''I want to follow my father's footsteps,'' he says, pausing reflectively, ''but leave my own tracks behind.''</w:t>
+        <w:t>In 2020, five states - Georgia, North Carolina, Arizona, Wisconsin, Pennsylvania - were won by margins of 1.5 percentage points or less. Mr. Biden won all but North Carolina.</w:t>
         <w:br/>
-        <w:t>Some of the Kennedy tracks are hard to follow. John Kennedy Jr., 29, doesn't grant interviews. Aside from reading from his father's Profiles in Courage for Good Morning America's Thanksgiving Day show last year - a family- approved appearance - John Jr. keeps a low profile. Family friends say he's in the process of maturing; when he feels he has something to say, he will.</w:t>
+        <w:t>If Mr. Trump had won the three that Mr. Biden carried by less than 1 point - Georgia, Wisconsin, Arizona - he would be president.</w:t>
         <w:br/>
-        <w:t>Sister Caroline, 32, is president of the Kennedy Library Foundation and busy being mother to little Rose. With her, too, interviews are rare.</w:t>
+        <w:t>The 2012 presidential election was the most recent one in which the Democratic candidate carried even 40% of whites without college educations.</w:t>
         <w:br/>
-        <w:t>Among the Kennedy flock, there is a sense of competition - as if they're trying to break away from the pack. But it's friendly, they assure you.</w:t>
+        <w:t>Today, according to David Shor, a Democratic consultant, "If you look inside the Democratic Party, there are three times more moderate or conservative non-white people than very liberal white people, but very liberal white people are infinitely more represented" (emphasis added).</w:t>
         <w:br/>
-        <w:t>And, says Joe, ''if anybody outside the family tries to get competitive with any of us, we close ranks pretty quickly.''</w:t>
+        <w:t>And between 2016 and 2020, Mr. Trump increased his success with non-white working-class voters. Mr. Biden won a smaller share of both the white and non-white working class vote than Barack Obama received in 2012.</w:t>
         <w:br/>
-        <w:t>There's also a deliberate hunkering down, making sure that, between children and political ambition, children come first. It goes back to the dark days after RFK's death.</w:t>
+        <w:t>This is one reason Mr. Trump is the first incumbent president to increase his vote total - he did by 10 million - while failing to win re-election. Another reason is that just 10% of those who voted for Mr. Obama in 2012 and Mr. Trump in 2016 voted for Mr. Biden in 2020.</w:t>
         <w:br/>
-        <w:t>As his children struggled through life without a father, tragedy struck again. David Kennedy, Robert and Ethel's fourth child, died of a drug overdose at 28 in 1984.</w:t>
+        <w:t>Ticket-splitting has declined: In 2020, only 16 of 435 congressional districts were won by a presidential candidate of one party and a House candidate of the other.</w:t>
         <w:br/>
-        <w:t>Memories of this period - and his own family situation - changed Joe's mind about running for Massachusetts governor at this point in his twin boys' lives. He is separated from his wife and, ''seeing my younger brothers and sisters struggling through those early years without a dad around, I think it's important to try to get your priorities straight.''</w:t>
+        <w:t>In 2008, about 71% of Senate elections were won by the party whose presidential candidate carried the state.</w:t>
         <w:br/>
-        <w:t>There's a credo at work among the young Kennedys, who know by heart, even if they never knew him, President Kennedy's message that public service is noble.</w:t>
+        <w:t>In 2020, the figure was 95.6%, the same as with House districts.</w:t>
         <w:br/>
-        <w:t>''I don't look at myself as someone who is changing the world,'' says Robert F. Kennedy Jr., driving near the Hudson River in Upstate New York, for him an environmental battleground. ''I just hope to have an effect on my little piece of it.''</w:t>
+        <w:t>But the three states Mr. Biden carried by the largest margins (Maryland, 33.2 points; Massachusetts, 33.5; Vermont, 35.4) have Republican governors.</w:t>
         <w:br/>
-        <w:t>Robert, 36, who has worked to overcome his own widely publicized drug problems in the early 1980s, runs an environmental law clinic at Pace University in White Plains, N.Y. Under his guidance, law students learn how to take Hudson River polluters to court.</w:t>
+        <w:t>In the 2021-2022 post-census redrawing of congressional districts, Republicans control legislatures in states with 187 districts, and Democrats have complete control in states with just 75.</w:t>
         <w:br/>
-        <w:t>Nature, for him, is rooted in religion. ''The way that we know what God looks like is by looking at the entire fabric of nature,'' he says, pointing up at a circling redtail hawk.</w:t>
+        <w:t>Furthermore, House races are susceptible to national waves, and since World War II, average midterm House losses for the president's party are slightly worse in presidents' first terms (23) than on average (22). Also, the most recent president to escape a first-term contraction of his party's Senate caucus in midterm elections was John F. Kennedy in 1962.</w:t>
         <w:br/>
-        <w:t>''When we start to pull threads from that fabric, you know, we not only threaten the economic life of our progeny but we also threaten their ability to find out who they are and what they're doing. That's something we don't have the right to do.''</w:t>
+        <w:t>So, Mr. Biden could become the fifth consecutive president to see his party lose control of both the House and the Senate during his tenure.</w:t>
         <w:br/>
-        <w:t>Now, from his home in Mount Kisco where he trains falcons and cares for sick and orphaned animals, to his law clinic where he sues polluters, Robert has found his cause. ''This is what I was cut out to do.''</w:t>
+        <w:t>He could even lose both in the first midterm elections of his tenure. This most recently happened not recently - in 1994 and 1954, during Bill Clinton's and Dwight D. Eisenhower's first terms, respectively.</w:t>
         <w:br/>
-        <w:t>What Kathleen Kennedy Townsend, oldest of Robert and Ethel's 11 children, will do politically isn't clear yet. She ran unsuccessfully for Congress four years ago.</w:t>
+        <w:t>Today's polarization is not unprecedented. When a 1936 Gallup poll asked, "Do you believe the acts and policies of the Roosevelt administration may lead to a dictatorship?" 9% of Democrats said yes, and 83% of Republicans said yes. Today, however, there is broad agreement among Americans about something: Last week's Post-ABC News poll revealed that a landslide 59% are concerned that Mr. Biden would "do too much to increase the size and role of government."</w:t>
         <w:br/>
-        <w:t>For now, Townsend, 39, mother of three and resident of Baltimore, is running a program in Maryland public schools that encourages students to care about others.</w:t>
+        <w:t>Now, about that Build Back Better gusher ...</w:t>
         <w:br/>
-        <w:t>At Patapsco High near Baltimore, she folds one of 1,500 items of clothing that a class will distribute to the needy. ''It's more than just putting clothing on their backs,'' says Kaycey Ryan, one of the students. ''It's so they can feel better about themselves.'' Townsend beams.</w:t>
-        <w:br/>
-        <w:t>Since Townsend took over the Maryland Student Service Alliance two years ago, the program has grown from 100 to 1,400 kids. In her 1982 Buick ragtop, she travels the state, encouraging principals and teachers to offer course credit for community service.</w:t>
-        <w:br/>
-        <w:t>Townsend believes it's the public schools' place to teach values.</w:t>
-        <w:br/>
-        <w:t>''I think young people have so much to give, and too often we don't ask them to get involved,'' she says. ''So they don't contribute and feel lost in our society.''</w:t>
-        <w:br/>
-        <w:t>For now, watch out for Patrick. He's not out of college yet because a spinal operation for a non-malignant tumor cost him some time. He's not as athletic as his cousins because of serious asthma.</w:t>
-        <w:br/>
-        <w:t>But here he is, at 22, in his second term in the Rhode Island Legislature, a law on voter registration to his credit and several environmental bills with his name on them.</w:t>
-        <w:br/>
-        <w:t>While a student, he worked as a legislative page and got the bug. For starters, he ran as a delegate to the Democratic National Convention, went door to door in his working class neighborhood, and won.</w:t>
-        <w:br/>
-        <w:t>He figures he visited all 1,300 people who voted for him in the Democratic primary for state representative.</w:t>
-        <w:br/>
-        <w:t>Patrick was nervous in his first term, knowing people were watching, comparing, noting flaws. But he learned to play the game, made speeches and built his confidence.</w:t>
-        <w:br/>
-        <w:t>From anyone else it might sound like a cliche, but Patrick Kennedy seems totally sincere. ''I feel good about my own ability to carry the torch.''</w:t>
+        <w:t>George Will is a columnist for The Washington Post.</w:t>
         <w:br/>
         <w:br/>
         <w:t>Graphic</w:t>
@@ -129,11 +107,7 @@
         <w:br/>
         <w:t xml:space="preserve"> </w:t>
         <w:br/>
-        <w:t>PHOTO; color, H. Darr Beiser, USA TODAY (Joseph Kennedy); PHOTO; color, Stephen Lefkovits, USA TODAY (Patrick Kennedy); PHOTO; color, Walter P. Calahan (Kathleen Kennedy Townsend); PHOTO; color, Robert Deutsch, USA TODAY ( Robert Kennedy Jr.)</w:t>
-        <w:br/>
-        <w:t xml:space="preserve"> </w:t>
-        <w:br/>
-        <w:t>CUTLINE: JOE: The representative from Massachusetts relaxes in his Capitol Hill office. 'You end up cutting your own path, whether others recognize it or not,' says RFK's oldest son. CUTLINE: PATRICK: A Rhode Island legislator and student CUTLINE: KATHLEEN: Helps school kids care about community CUTLINE: ROBERT: Runs an environmental law clinic</w:t>
+        <w:t>PHOTO: Branden Camp/Associated Press: U.S. Sen. Jon Ossoff, D-Georgia</w:t>
       </w:r>
     </w:p>
     <w:sectPr>

--- a/example_articles/states/Multiple/5.states_Multiple_Other_publisher.docx
+++ b/example_articles/states/Multiple/5.states_Multiple_Other_publisher.docx
@@ -7,7 +7,7 @@
         <w:pStyle w:val="Heading1"/>
       </w:pPr>
       <w:r>
-        <w:t>DEMOCRATS SHOULD TEMPER THEIR EXPENSIVE ENTHUSIASMS</w:t>
+        <w:t>Religion, guns have been backdrop for 'bitter' class for years</w:t>
       </w:r>
     </w:p>
     <w:p>
@@ -17,22 +17,22 @@
     </w:p>
     <w:p>
       <w:r>
-        <w:t>Date: 2021-11-27</w:t>
+        <w:t>Date: 2008-04-18</w:t>
       </w:r>
     </w:p>
     <w:p>
       <w:r>
-        <w:t>Section: OPINION; Pg. WB-2</w:t>
+        <w:t>Section: NEWS; Pg. 11A</w:t>
       </w:r>
     </w:p>
     <w:p>
       <w:r>
-        <w:t>Source file: Other publishers/Files (500) (3).DOCX</w:t>
+        <w:t>Source file: Other publishers/Files (500) (6).DOCX</w:t>
       </w:r>
     </w:p>
     <w:p>
       <w:r>
-        <w:t>Raw locations result, 'locations': ['Georgia', 'North Carolina', 'Arizona', 'Wisconsin', 'Pennsylvania']</w:t>
+        <w:t>Raw locations result, 'locations': ['Pennsylvania', 'Texas', 'Illinois']</w:t>
       </w:r>
     </w:p>
     <w:p>
@@ -49,57 +49,35 @@
     </w:p>
     <w:p>
       <w:r>
-        <w:t>President Joe Biden has been ever a willow, never an oak, bending under progressive winds. Now, however, congressional Democrats should consider tempering their enthusiasm with lucidity. That is, their enthusiasm about their many expensive enthusiasms, with lucidity about the electorate.</w:t>
+        <w:t>I am shocked by how some people are taking Barack Obama's statement from April 6 totally out of context ("Obama: 'Bitter' comments were ill chosen," USATODAY.com, Saturday).</w:t>
         <w:br/>
-        <w:t>This is likely their only way to avoid a dispiriting, for them, 2022: Losing control of either congressional chamber would extinguish Mr. Biden's legislative agenda.</w:t>
+        <w:t>Obama said at a private fundraiser in San Francisco that working class voters "get bitter" and "cling to guns or religion."</w:t>
         <w:br/>
-        <w:t>So, as the Democrats' kamikaze caucus contemplates a (properly scored) $4 trillion-plus Build Back Better gusher to punctuate a year that has seen the highest inflation in 31 years, this caucus should ponder some data:</w:t>
+        <w:t>I would add that religion and violence have been the foundation for bitterness not just for the working class but for thousands of poor people for years. When gasoline prices are so high and groceries cost so much, the poor sometimes resort to violence. Other times they go to churches for food, counseling and prayer.</w:t>
         <w:br/>
-        <w:t>Mr. Biden's agenda for swollen government resembles Franklin D. Roosevelt's in 1933 and Lyndon B. Johnson's in 1965.</w:t>
+        <w:t>When Obama toured Pennsylvania recently, he saw people living in dire economic conditions. I'm sure that experience broke his heart.</w:t>
         <w:br/>
-        <w:t>The stark differences are the popular-vote margins that put the three into the presidency: FDR, 17 percentage points; LBJ, 23 points; Biden, 4.5 points. So, in 1933, there were 59 Democratic senators (out of 96) and 313 Democratic representatives. In 1965, there were 68 Democratic senators and 295 Democratic representatives. Today, the numbers are 50 and 221. Analyst Charlie Cook says of 2020:</w:t>
+        <w:t>And what happened?</w:t>
         <w:br/>
-        <w:t>"The presidential race came down to 125,084 votes spread across Georgia, Arizona, Wisconsin and Pennsylvania.</w:t>
+        <w:t>He voiced his concern at a fundraiser, and Sen. Hillary Clinton of New York jumped on his words, which are being played as though the senator of Illinois lacks compassion toward working-class voters.</w:t>
         <w:br/>
-        <w:t>"A flip of just 62,543 votes and Donald Trump would now be [well] into a second term.</w:t>
+        <w:t>Billy C. Murdock</w:t>
         <w:br/>
-        <w:t>"In the Senate, the Georgia seat that put Democrats over the top was a matter of Jon Ossoff winning just 59,944 more votes than David Perdue.</w:t>
+        <w:t>New Braunfels, Texas</w:t>
         <w:br/>
-        <w:t>"The margin in the House was 31,751 votes across five districts."</w:t>
+        <w:t>Wake up, working class</w:t>
         <w:br/>
-        <w:t>In 2020, five states - Georgia, North Carolina, Arizona, Wisconsin, Pennsylvania - were won by margins of 1.5 percentage points or less. Mr. Biden won all but North Carolina.</w:t>
+        <w:t>I live in a rural area where good jobs have gone south and likely will not return.</w:t>
         <w:br/>
-        <w:t>If Mr. Trump had won the three that Mr. Biden carried by less than 1 point - Georgia, Wisconsin, Arizona - he would be president.</w:t>
+        <w:t>The very people who have suffered most still overwhelmingly vote for presidential candidates who pander to big business. The question that Barack Obama was trying to answer was why working-class Americans don't vote for him. His answer was insightful and true. Poor people seemingly vote for candidates based on reasons other than their own economic interests.</w:t>
         <w:br/>
-        <w:t>The 2012 presidential election was the most recent one in which the Democratic candidate carried even 40% of whites without college educations.</w:t>
+        <w:t>Their concerns over gun control, abortion, flag burning and prayer seem to trump their job pain. Obama explained all this eloquently.</w:t>
         <w:br/>
-        <w:t>Today, according to David Shor, a Democratic consultant, "If you look inside the Democratic Party, there are three times more moderate or conservative non-white people than very liberal white people, but very liberal white people are infinitely more represented" (emphasis added).</w:t>
+        <w:t>My hope is that in the next election, common people such as myself will reject the red herring excuses and stop shooting themselves in the foot.</w:t>
         <w:br/>
-        <w:t>And between 2016 and 2020, Mr. Trump increased his success with non-white working-class voters. Mr. Biden won a smaller share of both the white and non-white working class vote than Barack Obama received in 2012.</w:t>
+        <w:t>Ed Fitch</w:t>
         <w:br/>
-        <w:t>This is one reason Mr. Trump is the first incumbent president to increase his vote total - he did by 10 million - while failing to win re-election. Another reason is that just 10% of those who voted for Mr. Obama in 2012 and Mr. Trump in 2016 voted for Mr. Biden in 2020.</w:t>
-        <w:br/>
-        <w:t>Ticket-splitting has declined: In 2020, only 16 of 435 congressional districts were won by a presidential candidate of one party and a House candidate of the other.</w:t>
-        <w:br/>
-        <w:t>In 2008, about 71% of Senate elections were won by the party whose presidential candidate carried the state.</w:t>
-        <w:br/>
-        <w:t>In 2020, the figure was 95.6%, the same as with House districts.</w:t>
-        <w:br/>
-        <w:t>But the three states Mr. Biden carried by the largest margins (Maryland, 33.2 points; Massachusetts, 33.5; Vermont, 35.4) have Republican governors.</w:t>
-        <w:br/>
-        <w:t>In the 2021-2022 post-census redrawing of congressional districts, Republicans control legislatures in states with 187 districts, and Democrats have complete control in states with just 75.</w:t>
-        <w:br/>
-        <w:t>Furthermore, House races are susceptible to national waves, and since World War II, average midterm House losses for the president's party are slightly worse in presidents' first terms (23) than on average (22). Also, the most recent president to escape a first-term contraction of his party's Senate caucus in midterm elections was John F. Kennedy in 1962.</w:t>
-        <w:br/>
-        <w:t>So, Mr. Biden could become the fifth consecutive president to see his party lose control of both the House and the Senate during his tenure.</w:t>
-        <w:br/>
-        <w:t>He could even lose both in the first midterm elections of his tenure. This most recently happened not recently - in 1994 and 1954, during Bill Clinton's and Dwight D. Eisenhower's first terms, respectively.</w:t>
-        <w:br/>
-        <w:t>Today's polarization is not unprecedented. When a 1936 Gallup poll asked, "Do you believe the acts and policies of the Roosevelt administration may lead to a dictatorship?" 9% of Democrats said yes, and 83% of Republicans said yes. Today, however, there is broad agreement among Americans about something: Last week's Post-ABC News poll revealed that a landslide 59% are concerned that Mr. Biden would "do too much to increase the size and role of government."</w:t>
-        <w:br/>
-        <w:t>Now, about that Build Back Better gusher ...</w:t>
-        <w:br/>
-        <w:t>George Will is a columnist for The Washington Post.</w:t>
+        <w:t xml:space="preserve">Lawrenceville, Ill. </w:t>
         <w:br/>
         <w:br/>
         <w:t>Graphic</w:t>
@@ -107,7 +85,7 @@
         <w:br/>
         <w:t xml:space="preserve"> </w:t>
         <w:br/>
-        <w:t>PHOTO: Branden Camp/Associated Press: U.S. Sen. Jon Ossoff, D-Georgia</w:t>
+        <w:t>PHOTO, B/W, William Thomas Cain, Getty Images</w:t>
       </w:r>
     </w:p>
     <w:sectPr>

--- a/example_articles/states/Multiple/5.states_Multiple_Other_publisher.docx
+++ b/example_articles/states/Multiple/5.states_Multiple_Other_publisher.docx
@@ -7,7 +7,7 @@
         <w:pStyle w:val="Heading1"/>
       </w:pPr>
       <w:r>
-        <w:t>Religion, guns have been backdrop for 'bitter' class for years</w:t>
+        <w:t>DEMOCRATS SHOULD TEMPER THEIR EXPENSIVE ENTHUSIASMS</w:t>
       </w:r>
     </w:p>
     <w:p>
@@ -17,22 +17,22 @@
     </w:p>
     <w:p>
       <w:r>
-        <w:t>Date: 2008-04-18</w:t>
+        <w:t>Date: 2021-11-27</w:t>
       </w:r>
     </w:p>
     <w:p>
       <w:r>
-        <w:t>Section: NEWS; Pg. 11A</w:t>
+        <w:t>Section: OPINION; Pg. WB-2</w:t>
       </w:r>
     </w:p>
     <w:p>
       <w:r>
-        <w:t>Source file: Other publishers/Files (500) (6).DOCX</w:t>
+        <w:t>Source file: Other publishers/Files (500) (3).DOCX</w:t>
       </w:r>
     </w:p>
     <w:p>
       <w:r>
-        <w:t>Raw locations result, 'locations': ['Pennsylvania', 'Texas', 'Illinois']</w:t>
+        <w:t>Raw locations result, 'locations': ['Georgia', 'North Carolina', 'Arizona', 'Wisconsin', 'Pennsylvania']</w:t>
       </w:r>
     </w:p>
     <w:p>
@@ -49,35 +49,57 @@
     </w:p>
     <w:p>
       <w:r>
-        <w:t>I am shocked by how some people are taking Barack Obama's statement from April 6 totally out of context ("Obama: 'Bitter' comments were ill chosen," USATODAY.com, Saturday).</w:t>
+        <w:t>President Joe Biden has been ever a willow, never an oak, bending under progressive winds. Now, however, congressional Democrats should consider tempering their enthusiasm with lucidity. That is, their enthusiasm about their many expensive enthusiasms, with lucidity about the electorate.</w:t>
         <w:br/>
-        <w:t>Obama said at a private fundraiser in San Francisco that working class voters "get bitter" and "cling to guns or religion."</w:t>
+        <w:t>This is likely their only way to avoid a dispiriting, for them, 2022: Losing control of either congressional chamber would extinguish Mr. Biden's legislative agenda.</w:t>
         <w:br/>
-        <w:t>I would add that religion and violence have been the foundation for bitterness not just for the working class but for thousands of poor people for years. When gasoline prices are so high and groceries cost so much, the poor sometimes resort to violence. Other times they go to churches for food, counseling and prayer.</w:t>
+        <w:t>So, as the Democrats' kamikaze caucus contemplates a (properly scored) $4 trillion-plus Build Back Better gusher to punctuate a year that has seen the highest inflation in 31 years, this caucus should ponder some data:</w:t>
         <w:br/>
-        <w:t>When Obama toured Pennsylvania recently, he saw people living in dire economic conditions. I'm sure that experience broke his heart.</w:t>
+        <w:t>Mr. Biden's agenda for swollen government resembles Franklin D. Roosevelt's in 1933 and Lyndon B. Johnson's in 1965.</w:t>
         <w:br/>
-        <w:t>And what happened?</w:t>
+        <w:t>The stark differences are the popular-vote margins that put the three into the presidency: FDR, 17 percentage points; LBJ, 23 points; Biden, 4.5 points. So, in 1933, there were 59 Democratic senators (out of 96) and 313 Democratic representatives. In 1965, there were 68 Democratic senators and 295 Democratic representatives. Today, the numbers are 50 and 221. Analyst Charlie Cook says of 2020:</w:t>
         <w:br/>
-        <w:t>He voiced his concern at a fundraiser, and Sen. Hillary Clinton of New York jumped on his words, which are being played as though the senator of Illinois lacks compassion toward working-class voters.</w:t>
+        <w:t>"The presidential race came down to 125,084 votes spread across Georgia, Arizona, Wisconsin and Pennsylvania.</w:t>
         <w:br/>
-        <w:t>Billy C. Murdock</w:t>
+        <w:t>"A flip of just 62,543 votes and Donald Trump would now be [well] into a second term.</w:t>
         <w:br/>
-        <w:t>New Braunfels, Texas</w:t>
+        <w:t>"In the Senate, the Georgia seat that put Democrats over the top was a matter of Jon Ossoff winning just 59,944 more votes than David Perdue.</w:t>
         <w:br/>
-        <w:t>Wake up, working class</w:t>
+        <w:t>"The margin in the House was 31,751 votes across five districts."</w:t>
         <w:br/>
-        <w:t>I live in a rural area where good jobs have gone south and likely will not return.</w:t>
+        <w:t>In 2020, five states - Georgia, North Carolina, Arizona, Wisconsin, Pennsylvania - were won by margins of 1.5 percentage points or less. Mr. Biden won all but North Carolina.</w:t>
         <w:br/>
-        <w:t>The very people who have suffered most still overwhelmingly vote for presidential candidates who pander to big business. The question that Barack Obama was trying to answer was why working-class Americans don't vote for him. His answer was insightful and true. Poor people seemingly vote for candidates based on reasons other than their own economic interests.</w:t>
+        <w:t>If Mr. Trump had won the three that Mr. Biden carried by less than 1 point - Georgia, Wisconsin, Arizona - he would be president.</w:t>
         <w:br/>
-        <w:t>Their concerns over gun control, abortion, flag burning and prayer seem to trump their job pain. Obama explained all this eloquently.</w:t>
+        <w:t>The 2012 presidential election was the most recent one in which the Democratic candidate carried even 40% of whites without college educations.</w:t>
         <w:br/>
-        <w:t>My hope is that in the next election, common people such as myself will reject the red herring excuses and stop shooting themselves in the foot.</w:t>
+        <w:t>Today, according to David Shor, a Democratic consultant, "If you look inside the Democratic Party, there are three times more moderate or conservative non-white people than very liberal white people, but very liberal white people are infinitely more represented" (emphasis added).</w:t>
         <w:br/>
-        <w:t>Ed Fitch</w:t>
+        <w:t>And between 2016 and 2020, Mr. Trump increased his success with non-white working-class voters. Mr. Biden won a smaller share of both the white and non-white working class vote than Barack Obama received in 2012.</w:t>
         <w:br/>
-        <w:t xml:space="preserve">Lawrenceville, Ill. </w:t>
+        <w:t>This is one reason Mr. Trump is the first incumbent president to increase his vote total - he did by 10 million - while failing to win re-election. Another reason is that just 10% of those who voted for Mr. Obama in 2012 and Mr. Trump in 2016 voted for Mr. Biden in 2020.</w:t>
+        <w:br/>
+        <w:t>Ticket-splitting has declined: In 2020, only 16 of 435 congressional districts were won by a presidential candidate of one party and a House candidate of the other.</w:t>
+        <w:br/>
+        <w:t>In 2008, about 71% of Senate elections were won by the party whose presidential candidate carried the state.</w:t>
+        <w:br/>
+        <w:t>In 2020, the figure was 95.6%, the same as with House districts.</w:t>
+        <w:br/>
+        <w:t>But the three states Mr. Biden carried by the largest margins (Maryland, 33.2 points; Massachusetts, 33.5; Vermont, 35.4) have Republican governors.</w:t>
+        <w:br/>
+        <w:t>In the 2021-2022 post-census redrawing of congressional districts, Republicans control legislatures in states with 187 districts, and Democrats have complete control in states with just 75.</w:t>
+        <w:br/>
+        <w:t>Furthermore, House races are susceptible to national waves, and since World War II, average midterm House losses for the president's party are slightly worse in presidents' first terms (23) than on average (22). Also, the most recent president to escape a first-term contraction of his party's Senate caucus in midterm elections was John F. Kennedy in 1962.</w:t>
+        <w:br/>
+        <w:t>So, Mr. Biden could become the fifth consecutive president to see his party lose control of both the House and the Senate during his tenure.</w:t>
+        <w:br/>
+        <w:t>He could even lose both in the first midterm elections of his tenure. This most recently happened not recently - in 1994 and 1954, during Bill Clinton's and Dwight D. Eisenhower's first terms, respectively.</w:t>
+        <w:br/>
+        <w:t>Today's polarization is not unprecedented. When a 1936 Gallup poll asked, "Do you believe the acts and policies of the Roosevelt administration may lead to a dictatorship?" 9% of Democrats said yes, and 83% of Republicans said yes. Today, however, there is broad agreement among Americans about something: Last week's Post-ABC News poll revealed that a landslide 59% are concerned that Mr. Biden would "do too much to increase the size and role of government."</w:t>
+        <w:br/>
+        <w:t>Now, about that Build Back Better gusher ...</w:t>
+        <w:br/>
+        <w:t>George Will is a columnist for The Washington Post.</w:t>
         <w:br/>
         <w:br/>
         <w:t>Graphic</w:t>
@@ -85,7 +107,7 @@
         <w:br/>
         <w:t xml:space="preserve"> </w:t>
         <w:br/>
-        <w:t>PHOTO, B/W, William Thomas Cain, Getty Images</w:t>
+        <w:t>PHOTO: Branden Camp/Associated Press: U.S. Sen. Jon Ossoff, D-Georgia</w:t>
       </w:r>
     </w:p>
     <w:sectPr>
